--- a/vi/files/assignments/Proposal_Brief.docx
+++ b/vi/files/assignments/Proposal_Brief.docx
@@ -15,7 +15,7 @@
         <w:pStyle w:val="Subtitle"/>
       </w:pPr>
       <w:r>
-        <w:t>Foundations of Clinical Research: From Clinical Question to Publication</w:t>
+        <w:t>Foundations of Clinical Research — Level 1: From Clinical Question to Publication</w:t>
       </w:r>
     </w:p>
     <w:p>
@@ -4048,7 +4048,34 @@
         <w:t>Course/Templates/</w:t>
       </w:r>
       <w:r>
-        <w:t>), registered and taken to your research or ethics office. When the data are collected, the manuscript skills from Sessions 7–8 apply directly, and the optional advanced modules (</w:t>
+        <w:t xml:space="preserve">), registered and taken to your research or ethics office. When the data are collected, the manuscript skills from Sessions 7–8 apply directly. This course is </w:t>
+      </w:r>
+      <w:r>
+        <w:rPr>
+          <w:b/>
+        </w:rPr>
+        <w:t>Level 1</w:t>
+      </w:r>
+      <w:r>
+        <w:t xml:space="preserve">; </w:t>
+      </w:r>
+      <w:r>
+        <w:rPr>
+          <w:b/>
+        </w:rPr>
+        <w:t>Level 2</w:t>
+      </w:r>
+      <w:r>
+        <w:t xml:space="preserve"> (</w:t>
+      </w:r>
+      <w:r>
+        <w:rPr>
+          <w:i/>
+        </w:rPr>
+        <w:t>Doing the analysis</w:t>
+      </w:r>
+      <w:r>
+        <w:t xml:space="preserve">, </w:t>
       </w:r>
       <w:r>
         <w:rPr>
@@ -4056,10 +4083,30 @@
           <w:color w:val="0B376C"/>
           <w:sz w:val="19"/>
         </w:rPr>
-        <w:t>Advanced_Modules/advanced_modules.md</w:t>
+        <w:t>Course_Levels/level2_hands_on.md</w:t>
       </w:r>
       <w:r>
-        <w:t>) offer hands-on analysis of your own data in R.</w:t>
+        <w:t xml:space="preserve">) teaches you to run the analysis yourself in R, hands-on, and </w:t>
+      </w:r>
+      <w:r>
+        <w:rPr>
+          <w:b/>
+        </w:rPr>
+        <w:t>Level 3</w:t>
+      </w:r>
+      <w:r>
+        <w:t xml:space="preserve"> (</w:t>
+      </w:r>
+      <w:r>
+        <w:rPr>
+          <w:rFonts w:ascii="Consolas" w:hAnsi="Consolas" w:cs="Consolas" w:eastAsia="Consolas"/>
+          <w:color w:val="0B376C"/>
+          <w:sz w:val="19"/>
+        </w:rPr>
+        <w:t>Course_Levels/level3_advanced.md</w:t>
+      </w:r>
+      <w:r>
+        <w:t>) offers advanced methods for complex data as workshops or consultancy.</w:t>
       </w:r>
     </w:p>
     <w:sectPr>
@@ -4151,7 +4198,7 @@
         <w:color w:val="04242F"/>
         <w:sz w:val="16"/>
       </w:rPr>
-      <w:t>Foundations of Clinical Research  ·  Group proposal brief</w:t>
+      <w:t>Foundations of Clinical Research — Level 1  ·  Group proposal brief</w:t>
     </w:r>
     <w:r>
       <w:tab/>

--- a/vi/files/assignments/Proposal_Brief.docx
+++ b/vi/files/assignments/Proposal_Brief.docx
@@ -3219,7 +3219,7 @@
     </w:p>
     <w:p>
       <w:r>
-        <w:t>Roles may rotate between weekends if the group prefers, but the presenter should be fixed by the end of Session 6.</w:t>
+        <w:t>Roles may rotate between sessions if the group prefers, but the presenter should be fixed by the end of Session 6.</w:t>
       </w:r>
     </w:p>
     <w:p>
@@ -3244,8 +3244,8 @@
         <w:tblLook w:firstColumn="1" w:firstRow="1" w:lastColumn="0" w:lastRow="0" w:noHBand="0" w:noVBand="1" w:val="04A0"/>
       </w:tblPr>
       <w:tblGrid>
-        <w:gridCol w:w="2415"/>
-        <w:gridCol w:w="6996"/>
+        <w:gridCol w:w="2412"/>
+        <w:gridCol w:w="6999"/>
       </w:tblGrid>
       <w:tr>
         <w:trPr>
@@ -3254,7 +3254,7 @@
         </w:trPr>
         <w:tc>
           <w:tcPr>
-            <w:tcW w:type="dxa" w:w="2416"/>
+            <w:tcW w:type="dxa" w:w="2413"/>
             <w:tcBorders>
               <w:top w:val="single" w:sz="4" w:color="04242F"/>
               <w:left w:val="single" w:sz="4" w:color="04242F"/>
@@ -3280,7 +3280,7 @@
         </w:tc>
         <w:tc>
           <w:tcPr>
-            <w:tcW w:type="dxa" w:w="6995"/>
+            <w:tcW w:type="dxa" w:w="6998"/>
             <w:tcBorders>
               <w:top w:val="single" w:sz="4" w:color="04242F"/>
               <w:left w:val="single" w:sz="4" w:color="04242F"/>
@@ -3311,7 +3311,7 @@
         </w:trPr>
         <w:tc>
           <w:tcPr>
-            <w:tcW w:type="dxa" w:w="2416"/>
+            <w:tcW w:type="dxa" w:w="2413"/>
             <w:tcBorders>
               <w:top w:val="single" w:sz="4" w:color="D5DDE1"/>
               <w:left w:val="single" w:sz="4" w:color="D5DDE1"/>
@@ -3335,13 +3335,13 @@
               <w:rPr>
                 <w:sz w:val="19"/>
               </w:rPr>
-              <w:t xml:space="preserve"> (weekend 1, Saturday)</w:t>
+              <w:t xml:space="preserve"> (Week 1, Saturday)</w:t>
             </w:r>
           </w:p>
         </w:tc>
         <w:tc>
           <w:tcPr>
-            <w:tcW w:type="dxa" w:w="6995"/>
+            <w:tcW w:type="dxa" w:w="6998"/>
             <w:tcBorders>
               <w:top w:val="single" w:sz="4" w:color="D5DDE1"/>
               <w:left w:val="single" w:sz="4" w:color="D5DDE1"/>
@@ -3369,7 +3369,7 @@
         </w:trPr>
         <w:tc>
           <w:tcPr>
-            <w:tcW w:type="dxa" w:w="2416"/>
+            <w:tcW w:type="dxa" w:w="2413"/>
             <w:tcBorders>
               <w:top w:val="single" w:sz="4" w:color="D5DDE1"/>
               <w:left w:val="single" w:sz="4" w:color="D5DDE1"/>
@@ -3394,13 +3394,13 @@
               <w:rPr>
                 <w:sz w:val="19"/>
               </w:rPr>
-              <w:t xml:space="preserve"> (weekend 1, Sunday)</w:t>
+              <w:t xml:space="preserve"> (Week 2, Saturday)</w:t>
             </w:r>
           </w:p>
         </w:tc>
         <w:tc>
           <w:tcPr>
-            <w:tcW w:type="dxa" w:w="6995"/>
+            <w:tcW w:type="dxa" w:w="6998"/>
             <w:tcBorders>
               <w:top w:val="single" w:sz="4" w:color="D5DDE1"/>
               <w:left w:val="single" w:sz="4" w:color="D5DDE1"/>
@@ -3429,7 +3429,7 @@
         </w:trPr>
         <w:tc>
           <w:tcPr>
-            <w:tcW w:type="dxa" w:w="2416"/>
+            <w:tcW w:type="dxa" w:w="2413"/>
             <w:tcBorders>
               <w:top w:val="single" w:sz="4" w:color="D5DDE1"/>
               <w:left w:val="single" w:sz="4" w:color="D5DDE1"/>
@@ -3453,13 +3453,13 @@
               <w:rPr>
                 <w:sz w:val="19"/>
               </w:rPr>
-              <w:t xml:space="preserve"> (weekend 2)</w:t>
+              <w:t xml:space="preserve"> (Week 4, Saturday)</w:t>
             </w:r>
           </w:p>
         </w:tc>
         <w:tc>
           <w:tcPr>
-            <w:tcW w:type="dxa" w:w="6995"/>
+            <w:tcW w:type="dxa" w:w="6998"/>
             <w:tcBorders>
               <w:top w:val="single" w:sz="4" w:color="D5DDE1"/>
               <w:left w:val="single" w:sz="4" w:color="D5DDE1"/>
@@ -3476,7 +3476,7 @@
               <w:rPr>
                 <w:sz w:val="19"/>
               </w:rPr>
-              <w:t>Part 2 complete. Finish any gaps before weekend 3.</w:t>
+              <w:t>Part 2 complete. Finish any gaps before Session 5 (Week 5).</w:t>
             </w:r>
           </w:p>
         </w:tc>
@@ -3487,7 +3487,7 @@
         </w:trPr>
         <w:tc>
           <w:tcPr>
-            <w:tcW w:type="dxa" w:w="2416"/>
+            <w:tcW w:type="dxa" w:w="2413"/>
             <w:tcBorders>
               <w:top w:val="single" w:sz="4" w:color="D5DDE1"/>
               <w:left w:val="single" w:sz="4" w:color="D5DDE1"/>
@@ -3512,13 +3512,13 @@
               <w:rPr>
                 <w:sz w:val="19"/>
               </w:rPr>
-              <w:t xml:space="preserve"> (weekend 3)</w:t>
+              <w:t xml:space="preserve"> (Week 6, Saturday)</w:t>
             </w:r>
           </w:p>
         </w:tc>
         <w:tc>
           <w:tcPr>
-            <w:tcW w:type="dxa" w:w="6995"/>
+            <w:tcW w:type="dxa" w:w="6998"/>
             <w:tcBorders>
               <w:top w:val="single" w:sz="4" w:color="D5DDE1"/>
               <w:left w:val="single" w:sz="4" w:color="D5DDE1"/>
@@ -3536,7 +3536,7 @@
               <w:rPr>
                 <w:sz w:val="19"/>
               </w:rPr>
-              <w:t>Part 3 complete. Homework before weekend 4: start the 6 slides (</w:t>
+              <w:t>Part 3 complete. Homework before Session 7 (Week 7): start the 6 slides (</w:t>
             </w:r>
             <w:r>
               <w:rPr>
@@ -3561,7 +3561,7 @@
         </w:trPr>
         <w:tc>
           <w:tcPr>
-            <w:tcW w:type="dxa" w:w="2416"/>
+            <w:tcW w:type="dxa" w:w="2413"/>
             <w:tcBorders>
               <w:top w:val="single" w:sz="4" w:color="D5DDE1"/>
               <w:left w:val="single" w:sz="4" w:color="D5DDE1"/>
@@ -3585,13 +3585,13 @@
               <w:rPr>
                 <w:sz w:val="19"/>
               </w:rPr>
-              <w:t xml:space="preserve"> (weekend 4, Saturday)</w:t>
+              <w:t xml:space="preserve"> (Week 7, Saturday)</w:t>
             </w:r>
           </w:p>
         </w:tc>
         <w:tc>
           <w:tcPr>
-            <w:tcW w:type="dxa" w:w="6995"/>
+            <w:tcW w:type="dxa" w:w="6998"/>
             <w:tcBorders>
               <w:top w:val="single" w:sz="4" w:color="D5DDE1"/>
               <w:left w:val="single" w:sz="4" w:color="D5DDE1"/>
@@ -3608,7 +3608,7 @@
               <w:rPr>
                 <w:sz w:val="19"/>
               </w:rPr>
-              <w:t>Part 4 complete (ethics, registration, feasibility, publication plan). Homework that evening: finish the 6 slides.</w:t>
+              <w:t>Part 4 complete (ethics, registration, feasibility, publication plan). Homework during the week: finish the 6 slides.</w:t>
             </w:r>
           </w:p>
         </w:tc>
@@ -3619,7 +3619,7 @@
         </w:trPr>
         <w:tc>
           <w:tcPr>
-            <w:tcW w:type="dxa" w:w="2416"/>
+            <w:tcW w:type="dxa" w:w="2413"/>
             <w:tcBorders>
               <w:top w:val="single" w:sz="4" w:color="D5DDE1"/>
               <w:left w:val="single" w:sz="4" w:color="D5DDE1"/>
@@ -3644,7 +3644,7 @@
         </w:tc>
         <w:tc>
           <w:tcPr>
-            <w:tcW w:type="dxa" w:w="6995"/>
+            <w:tcW w:type="dxa" w:w="6998"/>
             <w:tcBorders>
               <w:top w:val="single" w:sz="4" w:color="D5DDE1"/>
               <w:left w:val="single" w:sz="4" w:color="D5DDE1"/>
@@ -3687,7 +3687,7 @@
         </w:trPr>
         <w:tc>
           <w:tcPr>
-            <w:tcW w:type="dxa" w:w="2416"/>
+            <w:tcW w:type="dxa" w:w="2413"/>
             <w:tcBorders>
               <w:top w:val="single" w:sz="4" w:color="D5DDE1"/>
               <w:left w:val="single" w:sz="4" w:color="D5DDE1"/>
@@ -3711,13 +3711,13 @@
               <w:rPr>
                 <w:sz w:val="19"/>
               </w:rPr>
-              <w:t xml:space="preserve"> (weekend 4, Sunday)</w:t>
+              <w:t xml:space="preserve"> (Week 8, Saturday)</w:t>
             </w:r>
           </w:p>
         </w:tc>
         <w:tc>
           <w:tcPr>
-            <w:tcW w:type="dxa" w:w="6995"/>
+            <w:tcW w:type="dxa" w:w="6998"/>
             <w:tcBorders>
               <w:top w:val="single" w:sz="4" w:color="D5DDE1"/>
               <w:left w:val="single" w:sz="4" w:color="D5DDE1"/>
@@ -3752,7 +3752,7 @@
         </w:trPr>
         <w:tc>
           <w:tcPr>
-            <w:tcW w:type="dxa" w:w="2416"/>
+            <w:tcW w:type="dxa" w:w="2413"/>
             <w:tcBorders>
               <w:top w:val="single" w:sz="4" w:color="D5DDE1"/>
               <w:left w:val="single" w:sz="4" w:color="D5DDE1"/>
@@ -3776,7 +3776,7 @@
         </w:tc>
         <w:tc>
           <w:tcPr>
-            <w:tcW w:type="dxa" w:w="6995"/>
+            <w:tcW w:type="dxa" w:w="6998"/>
             <w:tcBorders>
               <w:top w:val="single" w:sz="4" w:color="D5DDE1"/>
               <w:left w:val="single" w:sz="4" w:color="D5DDE1"/>

--- a/vi/files/assignments/Proposal_Brief.docx
+++ b/vi/files/assignments/Proposal_Brief.docx
@@ -7,7 +7,7 @@
         <w:pStyle w:val="Title"/>
       </w:pPr>
       <w:r>
-        <w:t>Group Research Proposal — Assignment Brief (Group Product 1)</w:t>
+        <w:t>Group Research Proposal: Assignment Brief (Group Product 1)</w:t>
       </w:r>
     </w:p>
     <w:p>
@@ -15,7 +15,7 @@
         <w:pStyle w:val="Subtitle"/>
       </w:pPr>
       <w:r>
-        <w:t>Foundations of Clinical Research — Level 1: From Clinical Question to Publication</w:t>
+        <w:t>Foundations of Clinical Research · Level 1: From Clinical Question to Publication</w:t>
       </w:r>
     </w:p>
     <w:p>
@@ -26,13 +26,16 @@
         <w:t>Organisation:</w:t>
       </w:r>
       <w:r>
-        <w:t xml:space="preserve"> Neudata — </w:t>
+        <w:t xml:space="preserve"> Neudata (</w:t>
       </w:r>
       <w:r>
         <w:rPr>
           <w:i/>
         </w:rPr>
         <w:t>#ClearDataClearImpact</w:t>
+      </w:r>
+      <w:r>
+        <w:t>)</w:t>
       </w:r>
     </w:p>
     <w:p>
@@ -73,27 +76,10 @@
         <w:rPr>
           <w:b/>
         </w:rPr>
-      </w:r>
-      <w:r/>
-      <w:r>
-        <w:rPr>
-          <w:rFonts w:ascii="Consolas" w:hAnsi="Consolas" w:cs="Consolas" w:eastAsia="Consolas"/>
-          <w:color w:val="0B376C"/>
-          <w:sz w:val="19"/>
-        </w:rPr>
-        <w:t>Marked with: Proposal_Rubric.pdf (formative feedback)</w:t>
-      </w:r>
-      <w:r/>
-    </w:p>
-    <w:p>
-      <w:r>
-        <w:rPr>
-          <w:b/>
-        </w:rPr>
         <w:t>The other group product:</w:t>
       </w:r>
       <w:r>
-        <w:t xml:space="preserve"> the draft manuscript from the course dataset — see </w:t>
+        <w:t xml:space="preserve"> the draft manuscript from the course dataset (see </w:t>
       </w:r>
       <w:r>
         <w:rPr>
@@ -102,6 +88,9 @@
           <w:sz w:val="19"/>
         </w:rPr>
         <w:t>Manuscript_Brief.pdf</w:t>
+      </w:r>
+      <w:r>
+        <w:t>)</w:t>
       </w:r>
     </w:p>
     <w:p>
@@ -123,7 +112,7 @@
         <w:t>your own unit</w:t>
       </w:r>
       <w:r>
-        <w:t xml:space="preserve"> into a realistic, ethical and feasible research proposal — the kind you could take to your research office, an ethics committee or a small-grant panel.</w:t>
+        <w:t xml:space="preserve"> into a realistic, ethical and feasible research proposal: the kind you could take to your research office, an ethics committee or a small-grant panel.</w:t>
       </w:r>
     </w:p>
     <w:p>
@@ -137,7 +126,7 @@
         <w:t>plan a study well</w:t>
       </w:r>
       <w:r>
-        <w:t xml:space="preserve"> — a clear question, the right design, good data, honest attention to bias and ethics, a realistic timeline — and to </w:t>
+        <w:t xml:space="preserve"> (a clear question, the right design, good data, honest attention to bias and ethics, a realistic timeline) and to </w:t>
       </w:r>
       <w:r>
         <w:rPr>
@@ -146,7 +135,7 @@
         <w:t>plan from the start how it will be published</w:t>
       </w:r>
       <w:r>
-        <w:t>: target journal, reporting guideline, authors and a draft abstract. Each session ends with a proposal-builder slot that adds to one part, so by Session 7 your group has a complete proposal and publication plan, and in Session 8 you present it to the department.</w:t>
+        <w:t>: target journal, reporting guideline, authors and a draft abstract. Each session ends with a proposal-builder slot that adds to one part. By Session 7 your group has a complete proposal and publication plan, and in Session 8 you present it to the department.</w:t>
       </w:r>
     </w:p>
     <w:p>
@@ -160,7 +149,7 @@
         <w:t>two group products</w:t>
       </w:r>
       <w:r>
-        <w:t xml:space="preserve">. The second — a draft manuscript written from the simulated course dataset FLUID-ICU — is built in Sessions 5–8 and described in </w:t>
+        <w:t xml:space="preserve">. The second, a draft manuscript written from the simulated course dataset FLUID-ICU, is built in Sessions 5–8 and described in </w:t>
       </w:r>
       <w:r>
         <w:rPr>
@@ -171,7 +160,7 @@
         <w:t>Manuscript_Brief.pdf</w:t>
       </w:r>
       <w:r>
-        <w:t xml:space="preserve">. The two products are deliberately different: the proposal is about </w:t>
+        <w:t xml:space="preserve">. The two products are deliberately different. The proposal is about </w:t>
       </w:r>
       <w:r>
         <w:rPr>
@@ -180,7 +169,7 @@
         <w:t>your own question</w:t>
       </w:r>
       <w:r>
-        <w:t xml:space="preserve"> (planning a study that has not been done); the manuscript is about </w:t>
+        <w:t xml:space="preserve"> (planning a study that has not been done), and the manuscript is about </w:t>
       </w:r>
       <w:r>
         <w:rPr>
@@ -194,7 +183,7 @@
     </w:p>
     <w:p>
       <w:r>
-        <w:t xml:space="preserve">Throughout the course the instructors use one running example — </w:t>
+        <w:t xml:space="preserve">Throughout the course the instructors use one running example to show what each part looks like: </w:t>
       </w:r>
       <w:r>
         <w:rPr>
@@ -203,7 +192,7 @@
         <w:t>In adults with septic shock in the ICU, does a restrictive fluid strategy, compared with usual care, reduce 28-day mortality?</w:t>
       </w:r>
       <w:r>
-        <w:t xml:space="preserve"> — to show what each part looks like. </w:t>
+        <w:t xml:space="preserve"> </w:t>
       </w:r>
       <w:r>
         <w:rPr>
@@ -231,7 +220,7 @@
         <w:pStyle w:val="Heading1"/>
       </w:pPr>
       <w:r>
-        <w:t>2. What to produce — Part by Part</w:t>
+        <w:t>2. What to produce, Part by Part</w:t>
       </w:r>
     </w:p>
     <w:p>
@@ -247,7 +236,7 @@
         <w:t>Course/Templates/Research_Proposal_Template.docx</w:t>
       </w:r>
       <w:r>
-        <w:t>. Its headings match the four Parts below. The template is about 6–8 pages when filled. Write in short, plain sentences; tables and bullet points are welcome. Delete the grey guidance text before submitting.</w:t>
+        <w:t>. Its headings match the four Parts below. The template is about 6–8 pages when filled. Write in short, plain sentences. Tables and bullet points are welcome. Delete the grey guidance text before submitting.</w:t>
       </w:r>
     </w:p>
     <w:p>
@@ -255,7 +244,7 @@
         <w:pStyle w:val="Heading2"/>
       </w:pPr>
       <w:r>
-        <w:t>Part 1 — Built in Sessions 1–2 (Ask; Find and read)</w:t>
+        <w:t>Part 1: Built in Sessions 1–2 (Ask; Find and read)</w:t>
       </w:r>
     </w:p>
     <w:tbl>
@@ -483,7 +472,7 @@
               <w:rPr>
                 <w:sz w:val="19"/>
               </w:rPr>
-              <w:t>Population, Intervention/exposure, Comparison, Outcome (and Time) — one line each.</w:t>
+              <w:t>Population, Intervention/exposure, Comparison, Outcome (and Time), one line each.</w:t>
             </w:r>
           </w:p>
         </w:tc>
@@ -587,7 +576,7 @@
               <w:rPr>
                 <w:sz w:val="19"/>
               </w:rPr>
-              <w:t>One line each: Feasible, Interesting, Novel, Ethical, Relevant — and what you changed because of it.</w:t>
+              <w:t>One line each for Feasible, Interesting, Novel, Ethical and Relevant, plus what you changed because of it.</w:t>
             </w:r>
           </w:p>
         </w:tc>
@@ -705,7 +694,7 @@
         <w:pStyle w:val="Heading2"/>
       </w:pPr>
       <w:r>
-        <w:t>Part 2 — Built in Sessions 3–4 (Design; Bias and effect)</w:t>
+        <w:t>Part 2: Built in Sessions 3–4 (Design; Bias and effect)</w:t>
       </w:r>
     </w:p>
     <w:tbl>
@@ -1104,7 +1093,7 @@
         <w:pStyle w:val="Heading2"/>
       </w:pPr>
       <w:r>
-        <w:t>Part 3 — Built in Sessions 5–6 (Data; Analyse)</w:t>
+        <w:t>Part 3: Built in Sessions 5–6 (Data; Analyse)</w:t>
       </w:r>
     </w:p>
     <w:tbl>
@@ -1385,7 +1374,7 @@
               <w:rPr>
                 <w:sz w:val="19"/>
               </w:rPr>
-              <w:t>One or two sentences: expected outcome rates (from the literature), the difference you want to detect, power, significance level and the resulting number — or, for a descriptive study, the precision you want. Show the tool you used.</w:t>
+              <w:t>One or two sentences: expected outcome rates (from the literature), the difference you want to detect, power, significance level and the resulting number. For a descriptive study, give the precision you want instead. Show the tool you used.</w:t>
             </w:r>
           </w:p>
         </w:tc>
@@ -1503,7 +1492,7 @@
         <w:pStyle w:val="Heading2"/>
       </w:pPr>
       <w:r>
-        <w:t>Part 4 — Built in Session 7 (Protect and write)</w:t>
+        <w:t>Part 4: Built in Session 7 (Protect and write)</w:t>
       </w:r>
     </w:p>
     <w:tbl>
@@ -1812,7 +1801,7 @@
               <w:rPr>
                 <w:sz w:val="19"/>
               </w:rPr>
-              <w:t>Publication plan — target journal &amp; reporting guideline</w:t>
+              <w:t>Publication plan: target journal &amp; reporting guideline</w:t>
             </w:r>
           </w:p>
         </w:tc>
@@ -1864,7 +1853,7 @@
               <w:rPr>
                 <w:sz w:val="19"/>
               </w:rPr>
-              <w:t>Publication plan — authorship &amp; CRediT roles</w:t>
+              <w:t>Publication plan: authorship &amp; CRediT roles</w:t>
             </w:r>
           </w:p>
         </w:tc>
@@ -1916,7 +1905,7 @@
               <w:rPr>
                 <w:sz w:val="19"/>
               </w:rPr>
-              <w:t>Publication plan — working title</w:t>
+              <w:t>Publication plan: working title</w:t>
             </w:r>
           </w:p>
         </w:tc>
@@ -1968,7 +1957,7 @@
               <w:rPr>
                 <w:sz w:val="19"/>
               </w:rPr>
-              <w:t>Publication plan — structured-abstract skeleton</w:t>
+              <w:t>Publication plan: structured-abstract skeleton</w:t>
             </w:r>
           </w:p>
         </w:tc>
@@ -2005,7 +1994,7 @@
               <w:rPr>
                 <w:sz w:val="19"/>
               </w:rPr>
-              <w:t xml:space="preserve"> Results (what you will report, with placeholders, e.g. "28-day mortality was X% vs Y% (RR …, 95% CI …)" — no invented numbers), Conclusion (what each possible result would mean).</w:t>
+              <w:t xml:space="preserve"> Results (what you will report, with placeholders, e.g. "28-day mortality was X% vs Y% (RR …, 95% CI …)", with no invented numbers), Conclusion (what each possible result would mean).</w:t>
             </w:r>
           </w:p>
         </w:tc>
@@ -2785,7 +2774,7 @@
               <w:rPr>
                 <w:sz w:val="19"/>
               </w:rPr>
-              <w:t>—</w:t>
+              <w:t>None</w:t>
             </w:r>
           </w:p>
         </w:tc>
@@ -2806,7 +2795,7 @@
     </w:p>
     <w:p>
       <w:r>
-        <w:t>Agree roles in Session 1. Everyone writes; the roles make sure the work actually gets done. In a group of five, combine Timekeeper with Scribe. The same group also writes the manuscript (</w:t>
+        <w:t>Agree roles in Session 1. Everyone writes, and the roles make sure the work gets done. In a group of five, combine Timekeeper with Scribe. The same group also writes the manuscript (</w:t>
       </w:r>
       <w:r>
         <w:rPr>
@@ -2817,7 +2806,7 @@
         <w:t>Manuscript_Brief.pdf</w:t>
       </w:r>
       <w:r>
-        <w:t>), which has its own roles; one person can hold one proposal role and one manuscript role.</w:t>
+        <w:t>), which has its own roles. One person can hold one proposal role and one manuscript role.</w:t>
       </w:r>
     </w:p>
     <w:tbl>
@@ -3244,8 +3233,8 @@
         <w:tblLook w:firstColumn="1" w:firstRow="1" w:lastColumn="0" w:lastRow="0" w:noHBand="0" w:noVBand="1" w:val="04A0"/>
       </w:tblPr>
       <w:tblGrid>
-        <w:gridCol w:w="2412"/>
-        <w:gridCol w:w="6999"/>
+        <w:gridCol w:w="2399"/>
+        <w:gridCol w:w="7013"/>
       </w:tblGrid>
       <w:tr>
         <w:trPr>
@@ -3254,7 +3243,7 @@
         </w:trPr>
         <w:tc>
           <w:tcPr>
-            <w:tcW w:type="dxa" w:w="2413"/>
+            <w:tcW w:type="dxa" w:w="2399"/>
             <w:tcBorders>
               <w:top w:val="single" w:sz="4" w:color="04242F"/>
               <w:left w:val="single" w:sz="4" w:color="04242F"/>
@@ -3280,7 +3269,7 @@
         </w:tc>
         <w:tc>
           <w:tcPr>
-            <w:tcW w:type="dxa" w:w="6998"/>
+            <w:tcW w:type="dxa" w:w="7012"/>
             <w:tcBorders>
               <w:top w:val="single" w:sz="4" w:color="04242F"/>
               <w:left w:val="single" w:sz="4" w:color="04242F"/>
@@ -3311,7 +3300,7 @@
         </w:trPr>
         <w:tc>
           <w:tcPr>
-            <w:tcW w:type="dxa" w:w="2413"/>
+            <w:tcW w:type="dxa" w:w="2399"/>
             <w:tcBorders>
               <w:top w:val="single" w:sz="4" w:color="D5DDE1"/>
               <w:left w:val="single" w:sz="4" w:color="D5DDE1"/>
@@ -3341,7 +3330,7 @@
         </w:tc>
         <w:tc>
           <w:tcPr>
-            <w:tcW w:type="dxa" w:w="6998"/>
+            <w:tcW w:type="dxa" w:w="7012"/>
             <w:tcBorders>
               <w:top w:val="single" w:sz="4" w:color="D5DDE1"/>
               <w:left w:val="single" w:sz="4" w:color="D5DDE1"/>
@@ -3369,7 +3358,7 @@
         </w:trPr>
         <w:tc>
           <w:tcPr>
-            <w:tcW w:type="dxa" w:w="2413"/>
+            <w:tcW w:type="dxa" w:w="2399"/>
             <w:tcBorders>
               <w:top w:val="single" w:sz="4" w:color="D5DDE1"/>
               <w:left w:val="single" w:sz="4" w:color="D5DDE1"/>
@@ -3400,7 +3389,7 @@
         </w:tc>
         <w:tc>
           <w:tcPr>
-            <w:tcW w:type="dxa" w:w="6998"/>
+            <w:tcW w:type="dxa" w:w="7012"/>
             <w:tcBorders>
               <w:top w:val="single" w:sz="4" w:color="D5DDE1"/>
               <w:left w:val="single" w:sz="4" w:color="D5DDE1"/>
@@ -3429,7 +3418,7 @@
         </w:trPr>
         <w:tc>
           <w:tcPr>
-            <w:tcW w:type="dxa" w:w="2413"/>
+            <w:tcW w:type="dxa" w:w="2399"/>
             <w:tcBorders>
               <w:top w:val="single" w:sz="4" w:color="D5DDE1"/>
               <w:left w:val="single" w:sz="4" w:color="D5DDE1"/>
@@ -3459,7 +3448,7 @@
         </w:tc>
         <w:tc>
           <w:tcPr>
-            <w:tcW w:type="dxa" w:w="6998"/>
+            <w:tcW w:type="dxa" w:w="7012"/>
             <w:tcBorders>
               <w:top w:val="single" w:sz="4" w:color="D5DDE1"/>
               <w:left w:val="single" w:sz="4" w:color="D5DDE1"/>
@@ -3487,7 +3476,7 @@
         </w:trPr>
         <w:tc>
           <w:tcPr>
-            <w:tcW w:type="dxa" w:w="2413"/>
+            <w:tcW w:type="dxa" w:w="2399"/>
             <w:tcBorders>
               <w:top w:val="single" w:sz="4" w:color="D5DDE1"/>
               <w:left w:val="single" w:sz="4" w:color="D5DDE1"/>
@@ -3518,7 +3507,7 @@
         </w:tc>
         <w:tc>
           <w:tcPr>
-            <w:tcW w:type="dxa" w:w="6998"/>
+            <w:tcW w:type="dxa" w:w="7012"/>
             <w:tcBorders>
               <w:top w:val="single" w:sz="4" w:color="D5DDE1"/>
               <w:left w:val="single" w:sz="4" w:color="D5DDE1"/>
@@ -3561,7 +3550,7 @@
         </w:trPr>
         <w:tc>
           <w:tcPr>
-            <w:tcW w:type="dxa" w:w="2413"/>
+            <w:tcW w:type="dxa" w:w="2399"/>
             <w:tcBorders>
               <w:top w:val="single" w:sz="4" w:color="D5DDE1"/>
               <w:left w:val="single" w:sz="4" w:color="D5DDE1"/>
@@ -3591,7 +3580,7 @@
         </w:tc>
         <w:tc>
           <w:tcPr>
-            <w:tcW w:type="dxa" w:w="6998"/>
+            <w:tcW w:type="dxa" w:w="7012"/>
             <w:tcBorders>
               <w:top w:val="single" w:sz="4" w:color="D5DDE1"/>
               <w:left w:val="single" w:sz="4" w:color="D5DDE1"/>
@@ -3619,7 +3608,7 @@
         </w:trPr>
         <w:tc>
           <w:tcPr>
-            <w:tcW w:type="dxa" w:w="2413"/>
+            <w:tcW w:type="dxa" w:w="2399"/>
             <w:tcBorders>
               <w:top w:val="single" w:sz="4" w:color="D5DDE1"/>
               <w:left w:val="single" w:sz="4" w:color="D5DDE1"/>
@@ -3644,7 +3633,7 @@
         </w:tc>
         <w:tc>
           <w:tcPr>
-            <w:tcW w:type="dxa" w:w="6998"/>
+            <w:tcW w:type="dxa" w:w="7012"/>
             <w:tcBorders>
               <w:top w:val="single" w:sz="4" w:color="D5DDE1"/>
               <w:left w:val="single" w:sz="4" w:color="D5DDE1"/>
@@ -3687,7 +3676,7 @@
         </w:trPr>
         <w:tc>
           <w:tcPr>
-            <w:tcW w:type="dxa" w:w="2413"/>
+            <w:tcW w:type="dxa" w:w="2399"/>
             <w:tcBorders>
               <w:top w:val="single" w:sz="4" w:color="D5DDE1"/>
               <w:left w:val="single" w:sz="4" w:color="D5DDE1"/>
@@ -3717,7 +3706,7 @@
         </w:tc>
         <w:tc>
           <w:tcPr>
-            <w:tcW w:type="dxa" w:w="6998"/>
+            <w:tcW w:type="dxa" w:w="7012"/>
             <w:tcBorders>
               <w:top w:val="single" w:sz="4" w:color="D5DDE1"/>
               <w:left w:val="single" w:sz="4" w:color="D5DDE1"/>
@@ -3752,7 +3741,7 @@
         </w:trPr>
         <w:tc>
           <w:tcPr>
-            <w:tcW w:type="dxa" w:w="2413"/>
+            <w:tcW w:type="dxa" w:w="2399"/>
             <w:tcBorders>
               <w:top w:val="single" w:sz="4" w:color="D5DDE1"/>
               <w:left w:val="single" w:sz="4" w:color="D5DDE1"/>
@@ -3776,7 +3765,7 @@
         </w:tc>
         <w:tc>
           <w:tcPr>
-            <w:tcW w:type="dxa" w:w="6998"/>
+            <w:tcW w:type="dxa" w:w="7012"/>
             <w:tcBorders>
               <w:top w:val="single" w:sz="4" w:color="D5DDE1"/>
               <w:left w:val="single" w:sz="4" w:color="D5DDE1"/>
@@ -3793,7 +3782,7 @@
               <w:rPr>
                 <w:sz w:val="19"/>
               </w:rPr>
-              <w:t>Final written proposal (Parts 1–4, revised after the feedback) submitted for written feedback — the same deadline as the manuscript response letter.</w:t>
+              <w:t>Final written proposal (Parts 1–4, revised after the feedback) submitted for written feedback. This is the same deadline as the manuscript response letter.</w:t>
             </w:r>
           </w:p>
         </w:tc>
@@ -3915,7 +3904,7 @@
         <w:t>Originality:</w:t>
       </w:r>
       <w:r>
-        <w:t xml:space="preserve"> write in your own words; cite every source. Copying text from papers or the internet without quotation marks and a citation is plagiarism.</w:t>
+        <w:t xml:space="preserve"> write in your own words and cite every source. Copying text from papers or the internet without quotation marks and a citation is plagiarism.</w:t>
       </w:r>
     </w:p>
     <w:p>
@@ -3984,10 +3973,10 @@
         <w:rPr>
           <w:b/>
         </w:rPr>
-        <w:t>The marks are formative</w:t>
+        <w:t>The marks are formative.</w:t>
       </w:r>
       <w:r>
-        <w:t xml:space="preserve"> — they are there to help you improve the proposal, not to pass or fail anyone.</w:t>
+        <w:t xml:space="preserve"> They are there to help you improve the proposal, not to pass or fail anyone.</w:t>
       </w:r>
     </w:p>
     <w:p>
@@ -4026,7 +4015,7 @@
         </w:rPr>
       </w:r>
       <w:r>
-        <w:t>Groups are expected to share the work fairly; if a member did not contribute, the facilitator should tell the course lead privately.</w:t>
+        <w:t>Groups are expected to share the work fairly. If a member did not contribute, the facilitator should tell the course lead privately.</w:t>
       </w:r>
     </w:p>
     <w:p>
@@ -4057,7 +4046,7 @@
         <w:t>Level 1</w:t>
       </w:r>
       <w:r>
-        <w:t xml:space="preserve">; </w:t>
+        <w:t xml:space="preserve">. </w:t>
       </w:r>
       <w:r>
         <w:rPr>
@@ -4198,7 +4187,7 @@
         <w:color w:val="04242F"/>
         <w:sz w:val="16"/>
       </w:rPr>
-      <w:t>Foundations of Clinical Research — Level 1  ·  Group proposal brief</w:t>
+      <w:t>Foundations of Clinical Research · Level 1  ·  Group proposal brief</w:t>
     </w:r>
     <w:r>
       <w:tab/>
